--- a/Project_Final_Paper.docx
+++ b/Project_Final_Paper.docx
@@ -7664,7 +7664,7 @@
         <w:jc w:val="center"/>
         <w:outlineLvl w:val="0"/>
         <w:rPr>
-          <w:rFonts w:ascii="Times New Roman" w:eastAsia="標楷體" w:hAnsi="Times New Roman" w:cs="Times New Roman" w:hint="eastAsia"/>
+          <w:rFonts w:ascii="Times New Roman" w:eastAsia="標楷體" w:hAnsi="Times New Roman" w:cs="Times New Roman"/>
           <w:color w:val="000000" w:themeColor="text1"/>
           <w:sz w:val="32"/>
           <w:szCs w:val="32"/>
@@ -9882,7 +9882,7 @@
         <w:jc w:val="center"/>
         <w:outlineLvl w:val="0"/>
         <w:rPr>
-          <w:rFonts w:ascii="Times New Roman" w:eastAsia="標楷體" w:hAnsi="Times New Roman" w:cs="Times New Roman" w:hint="eastAsia"/>
+          <w:rFonts w:ascii="Times New Roman" w:eastAsia="標楷體" w:hAnsi="Times New Roman" w:cs="Times New Roman"/>
           <w:color w:val="000000" w:themeColor="text1"/>
           <w:sz w:val="32"/>
           <w:szCs w:val="24"/>
@@ -10561,7 +10561,7 @@
         <w:spacing w:before="0" w:beforeAutospacing="0" w:after="0" w:afterAutospacing="0"/>
         <w:ind w:firstLine="480"/>
         <w:rPr>
-          <w:rFonts w:ascii="Times New Roman" w:eastAsia="標楷體" w:hAnsi="Times New Roman" w:cs="Times New Roman" w:hint="eastAsia"/>
+          <w:rFonts w:ascii="Times New Roman" w:eastAsia="標楷體" w:hAnsi="Times New Roman" w:cs="Times New Roman"/>
         </w:rPr>
       </w:pPr>
     </w:p>
@@ -12566,7 +12566,7 @@
         <w:jc w:val="center"/>
         <w:outlineLvl w:val="0"/>
         <w:rPr>
-          <w:rFonts w:ascii="Times New Roman" w:eastAsia="標楷體" w:hAnsi="Times New Roman" w:cs="Times New Roman" w:hint="eastAsia"/>
+          <w:rFonts w:ascii="Times New Roman" w:eastAsia="標楷體" w:hAnsi="Times New Roman" w:cs="Times New Roman"/>
           <w:bCs/>
           <w:color w:val="000000" w:themeColor="text1"/>
           <w:sz w:val="32"/>
@@ -13177,16 +13177,17 @@
     </w:p>
     <w:tbl>
       <w:tblPr>
-        <w:tblStyle w:val="af"/>
+        <w:tblStyle w:val="13"/>
         <w:tblW w:w="5000" w:type="pct"/>
         <w:tblLook w:val="04A0" w:firstRow="1" w:lastRow="0" w:firstColumn="1" w:lastColumn="0" w:noHBand="0" w:noVBand="1"/>
       </w:tblPr>
       <w:tblGrid>
-        <w:gridCol w:w="4247"/>
-        <w:gridCol w:w="4247"/>
+        <w:gridCol w:w="4252"/>
+        <w:gridCol w:w="4252"/>
       </w:tblGrid>
       <w:tr>
         <w:trPr>
+          <w:cnfStyle w:val="100000000000" w:firstRow="1" w:lastRow="0" w:firstColumn="0" w:lastColumn="0" w:oddVBand="0" w:evenVBand="0" w:oddHBand="0" w:evenHBand="0" w:firstRowFirstColumn="0" w:firstRowLastColumn="0" w:lastRowFirstColumn="0" w:lastRowLastColumn="0"/>
           <w:trHeight w:val="414"/>
         </w:trPr>
         <w:tc>
@@ -13591,6 +13592,9 @@
               </w:rPr>
             </w:pPr>
             <w:r>
+              <w:rPr>
+                <w:rFonts w:eastAsia="標楷體"/>
+              </w:rPr>
               <w:t>d</w:t>
             </w:r>
             <w:r>
@@ -13641,6 +13645,9 @@
               </w:rPr>
             </w:pPr>
             <w:r>
+              <w:rPr>
+                <w:rFonts w:eastAsia="標楷體"/>
+              </w:rPr>
               <w:t>d</w:t>
             </w:r>
             <w:r>
@@ -13796,7 +13803,7 @@
         <w:widowControl/>
         <w:spacing w:line="276" w:lineRule="auto"/>
         <w:rPr>
-          <w:rFonts w:ascii="Times New Roman" w:eastAsia="標楷體" w:hAnsi="Times New Roman" w:cs="Times New Roman" w:hint="eastAsia"/>
+          <w:rFonts w:ascii="Times New Roman" w:eastAsia="標楷體" w:hAnsi="Times New Roman" w:cs="Times New Roman"/>
           <w:szCs w:val="24"/>
         </w:rPr>
       </w:pPr>
@@ -14233,26 +14240,26 @@
     </w:p>
     <w:tbl>
       <w:tblPr>
-        <w:tblStyle w:val="af"/>
+        <w:tblStyle w:val="13"/>
         <w:tblW w:w="5000" w:type="pct"/>
         <w:tblLook w:val="04A0" w:firstRow="1" w:lastRow="0" w:firstColumn="1" w:lastColumn="0" w:noHBand="0" w:noVBand="1"/>
       </w:tblPr>
       <w:tblGrid>
-        <w:gridCol w:w="1775"/>
-        <w:gridCol w:w="1588"/>
-        <w:gridCol w:w="2400"/>
-        <w:gridCol w:w="657"/>
-        <w:gridCol w:w="1204"/>
-        <w:gridCol w:w="870"/>
+        <w:gridCol w:w="1776"/>
+        <w:gridCol w:w="1590"/>
+        <w:gridCol w:w="2403"/>
+        <w:gridCol w:w="658"/>
+        <w:gridCol w:w="1206"/>
+        <w:gridCol w:w="871"/>
       </w:tblGrid>
       <w:tr>
         <w:trPr>
+          <w:cnfStyle w:val="100000000000" w:firstRow="1" w:lastRow="0" w:firstColumn="0" w:lastColumn="0" w:oddVBand="0" w:evenVBand="0" w:oddHBand="0" w:evenHBand="0" w:firstRowFirstColumn="0" w:firstRowLastColumn="0" w:lastRowFirstColumn="0" w:lastRowLastColumn="0"/>
           <w:trHeight w:val="828"/>
         </w:trPr>
         <w:tc>
           <w:tcPr>
             <w:tcW w:w="1044" w:type="pct"/>
-            <w:shd w:val="clear" w:color="auto" w:fill="auto"/>
           </w:tcPr>
           <w:p>
             <w:pPr>
@@ -14283,7 +14290,6 @@
         <w:tc>
           <w:tcPr>
             <w:tcW w:w="935" w:type="pct"/>
-            <w:shd w:val="clear" w:color="auto" w:fill="auto"/>
           </w:tcPr>
           <w:p>
             <w:pPr>
@@ -14314,7 +14320,6 @@
         <w:tc>
           <w:tcPr>
             <w:tcW w:w="1413" w:type="pct"/>
-            <w:shd w:val="clear" w:color="auto" w:fill="auto"/>
           </w:tcPr>
           <w:p>
             <w:pPr>
@@ -14345,7 +14350,6 @@
         <w:tc>
           <w:tcPr>
             <w:tcW w:w="387" w:type="pct"/>
-            <w:shd w:val="clear" w:color="auto" w:fill="auto"/>
           </w:tcPr>
           <w:p>
             <w:pPr>
@@ -14369,7 +14373,6 @@
         <w:tc>
           <w:tcPr>
             <w:tcW w:w="709" w:type="pct"/>
-            <w:shd w:val="clear" w:color="auto" w:fill="auto"/>
           </w:tcPr>
           <w:p>
             <w:pPr>
@@ -14393,7 +14396,6 @@
         <w:tc>
           <w:tcPr>
             <w:tcW w:w="513" w:type="pct"/>
-            <w:shd w:val="clear" w:color="auto" w:fill="auto"/>
           </w:tcPr>
           <w:p>
             <w:pPr>
@@ -14422,7 +14424,6 @@
         <w:tc>
           <w:tcPr>
             <w:tcW w:w="1044" w:type="pct"/>
-            <w:shd w:val="clear" w:color="auto" w:fill="auto"/>
           </w:tcPr>
           <w:p>
             <w:pPr>
@@ -14435,6 +14436,9 @@
               </w:rPr>
             </w:pPr>
             <w:r>
+              <w:rPr>
+                <w:rFonts w:eastAsia="標楷體"/>
+              </w:rPr>
               <w:t>node/1669817019</w:t>
             </w:r>
           </w:p>
@@ -14442,7 +14446,6 @@
         <w:tc>
           <w:tcPr>
             <w:tcW w:w="935" w:type="pct"/>
-            <w:shd w:val="clear" w:color="auto" w:fill="auto"/>
           </w:tcPr>
           <w:p>
             <w:pPr>
@@ -14455,6 +14458,9 @@
               </w:rPr>
             </w:pPr>
             <w:r>
+              <w:rPr>
+                <w:rFonts w:eastAsia="標楷體"/>
+              </w:rPr>
               <w:t>(24, 150)</w:t>
             </w:r>
           </w:p>
@@ -14462,7 +14468,6 @@
         <w:tc>
           <w:tcPr>
             <w:tcW w:w="1413" w:type="pct"/>
-            <w:shd w:val="clear" w:color="auto" w:fill="auto"/>
           </w:tcPr>
           <w:p>
             <w:pPr>
@@ -14475,6 +14480,9 @@
               </w:rPr>
             </w:pPr>
             <w:r>
+              <w:rPr>
+                <w:rFonts w:eastAsia="標楷體"/>
+              </w:rPr>
               <w:t>(43.067234, 141.347329)</w:t>
             </w:r>
           </w:p>
@@ -14482,7 +14490,6 @@
         <w:tc>
           <w:tcPr>
             <w:tcW w:w="387" w:type="pct"/>
-            <w:shd w:val="clear" w:color="auto" w:fill="auto"/>
           </w:tcPr>
           <w:p>
             <w:pPr>
@@ -14495,6 +14502,9 @@
               </w:rPr>
             </w:pPr>
             <w:r>
+              <w:rPr>
+                <w:rFonts w:eastAsia="標楷體"/>
+              </w:rPr>
               <w:t>23</w:t>
             </w:r>
           </w:p>
@@ -14502,7 +14512,6 @@
         <w:tc>
           <w:tcPr>
             <w:tcW w:w="709" w:type="pct"/>
-            <w:shd w:val="clear" w:color="auto" w:fill="auto"/>
           </w:tcPr>
           <w:p>
             <w:pPr>
@@ -14515,6 +14524,9 @@
               </w:rPr>
             </w:pPr>
             <w:r>
+              <w:rPr>
+                <w:rFonts w:eastAsia="標楷體"/>
+              </w:rPr>
               <w:t>Surface</w:t>
             </w:r>
           </w:p>
@@ -14522,7 +14534,6 @@
         <w:tc>
           <w:tcPr>
             <w:tcW w:w="513" w:type="pct"/>
-            <w:shd w:val="clear" w:color="auto" w:fill="auto"/>
           </w:tcPr>
           <w:p>
             <w:pPr>
@@ -14551,7 +14562,6 @@
         <w:tc>
           <w:tcPr>
             <w:tcW w:w="1044" w:type="pct"/>
-            <w:shd w:val="clear" w:color="auto" w:fill="auto"/>
           </w:tcPr>
           <w:p>
             <w:pPr>
@@ -14564,6 +14574,9 @@
               </w:rPr>
             </w:pPr>
             <w:r>
+              <w:rPr>
+                <w:rFonts w:eastAsia="標楷體"/>
+              </w:rPr>
               <w:t>node/1682560396</w:t>
             </w:r>
           </w:p>
@@ -14571,7 +14584,6 @@
         <w:tc>
           <w:tcPr>
             <w:tcW w:w="935" w:type="pct"/>
-            <w:shd w:val="clear" w:color="auto" w:fill="auto"/>
           </w:tcPr>
           <w:p>
             <w:pPr>
@@ -14584,6 +14596,9 @@
               </w:rPr>
             </w:pPr>
             <w:r>
+              <w:rPr>
+                <w:rFonts w:eastAsia="標楷體"/>
+              </w:rPr>
               <w:t>(32, 149)</w:t>
             </w:r>
           </w:p>
@@ -14591,7 +14606,6 @@
         <w:tc>
           <w:tcPr>
             <w:tcW w:w="1413" w:type="pct"/>
-            <w:shd w:val="clear" w:color="auto" w:fill="auto"/>
           </w:tcPr>
           <w:p>
             <w:pPr>
@@ -14604,6 +14618,9 @@
               </w:rPr>
             </w:pPr>
             <w:r>
+              <w:rPr>
+                <w:rFonts w:eastAsia="標楷體"/>
+              </w:rPr>
               <w:t>(43.106533, 141.339452)</w:t>
             </w:r>
           </w:p>
@@ -14611,7 +14628,6 @@
         <w:tc>
           <w:tcPr>
             <w:tcW w:w="387" w:type="pct"/>
-            <w:shd w:val="clear" w:color="auto" w:fill="auto"/>
           </w:tcPr>
           <w:p>
             <w:pPr>
@@ -14635,7 +14651,6 @@
         <w:tc>
           <w:tcPr>
             <w:tcW w:w="709" w:type="pct"/>
-            <w:shd w:val="clear" w:color="auto" w:fill="auto"/>
           </w:tcPr>
           <w:p>
             <w:pPr>
@@ -14648,6 +14663,9 @@
               </w:rPr>
             </w:pPr>
             <w:r>
+              <w:rPr>
+                <w:rFonts w:eastAsia="標楷體"/>
+              </w:rPr>
               <w:t>Multi-story</w:t>
             </w:r>
           </w:p>
@@ -14655,7 +14673,6 @@
         <w:tc>
           <w:tcPr>
             <w:tcW w:w="513" w:type="pct"/>
-            <w:shd w:val="clear" w:color="auto" w:fill="auto"/>
           </w:tcPr>
           <w:p>
             <w:pPr>
@@ -14684,7 +14701,6 @@
         <w:tc>
           <w:tcPr>
             <w:tcW w:w="1044" w:type="pct"/>
-            <w:shd w:val="clear" w:color="auto" w:fill="auto"/>
           </w:tcPr>
           <w:p>
             <w:pPr>
@@ -14697,6 +14713,9 @@
               </w:rPr>
             </w:pPr>
             <w:r>
+              <w:rPr>
+                <w:rFonts w:eastAsia="標楷體"/>
+              </w:rPr>
               <w:t>node/1971133821</w:t>
             </w:r>
           </w:p>
@@ -14704,7 +14723,6 @@
         <w:tc>
           <w:tcPr>
             <w:tcW w:w="935" w:type="pct"/>
-            <w:shd w:val="clear" w:color="auto" w:fill="auto"/>
           </w:tcPr>
           <w:p>
             <w:pPr>
@@ -14717,6 +14735,9 @@
               </w:rPr>
             </w:pPr>
             <w:r>
+              <w:rPr>
+                <w:rFonts w:eastAsia="標楷體"/>
+              </w:rPr>
               <w:t>(29, 183)</w:t>
             </w:r>
           </w:p>
@@ -14724,7 +14745,6 @@
         <w:tc>
           <w:tcPr>
             <w:tcW w:w="1413" w:type="pct"/>
-            <w:shd w:val="clear" w:color="auto" w:fill="auto"/>
           </w:tcPr>
           <w:p>
             <w:pPr>
@@ -14737,6 +14757,9 @@
               </w:rPr>
             </w:pPr>
             <w:r>
+              <w:rPr>
+                <w:rFonts w:eastAsia="標楷體"/>
+              </w:rPr>
               <w:t>(43.094295, 141.510608)</w:t>
             </w:r>
           </w:p>
@@ -14744,7 +14767,6 @@
         <w:tc>
           <w:tcPr>
             <w:tcW w:w="387" w:type="pct"/>
-            <w:shd w:val="clear" w:color="auto" w:fill="auto"/>
           </w:tcPr>
           <w:p>
             <w:pPr>
@@ -14768,7 +14790,6 @@
         <w:tc>
           <w:tcPr>
             <w:tcW w:w="709" w:type="pct"/>
-            <w:shd w:val="clear" w:color="auto" w:fill="auto"/>
           </w:tcPr>
           <w:p>
             <w:pPr>
@@ -14781,6 +14802,9 @@
               </w:rPr>
             </w:pPr>
             <w:r>
+              <w:rPr>
+                <w:rFonts w:eastAsia="標楷體"/>
+              </w:rPr>
               <w:t>Surface</w:t>
             </w:r>
           </w:p>
@@ -14788,7 +14812,6 @@
         <w:tc>
           <w:tcPr>
             <w:tcW w:w="513" w:type="pct"/>
-            <w:shd w:val="clear" w:color="auto" w:fill="auto"/>
           </w:tcPr>
           <w:p>
             <w:pPr>
@@ -14817,7 +14840,6 @@
         <w:tc>
           <w:tcPr>
             <w:tcW w:w="1044" w:type="pct"/>
-            <w:shd w:val="clear" w:color="auto" w:fill="auto"/>
           </w:tcPr>
           <w:p>
             <w:pPr>
@@ -14830,6 +14852,9 @@
               </w:rPr>
             </w:pPr>
             <w:r>
+              <w:rPr>
+                <w:rFonts w:eastAsia="標楷體"/>
+              </w:rPr>
               <w:t>node/2003840718</w:t>
             </w:r>
           </w:p>
@@ -14837,7 +14862,6 @@
         <w:tc>
           <w:tcPr>
             <w:tcW w:w="935" w:type="pct"/>
-            <w:shd w:val="clear" w:color="auto" w:fill="auto"/>
           </w:tcPr>
           <w:p>
             <w:pPr>
@@ -14850,6 +14874,9 @@
               </w:rPr>
             </w:pPr>
             <w:r>
+              <w:rPr>
+                <w:rFonts w:eastAsia="標楷體"/>
+              </w:rPr>
               <w:t>(24, 151)</w:t>
             </w:r>
           </w:p>
@@ -14857,7 +14884,6 @@
         <w:tc>
           <w:tcPr>
             <w:tcW w:w="1413" w:type="pct"/>
-            <w:shd w:val="clear" w:color="auto" w:fill="auto"/>
           </w:tcPr>
           <w:p>
             <w:pPr>
@@ -14870,6 +14896,9 @@
               </w:rPr>
             </w:pPr>
             <w:r>
+              <w:rPr>
+                <w:rFonts w:eastAsia="標楷體"/>
+              </w:rPr>
               <w:t>(43.065726, 141.349621)</w:t>
             </w:r>
           </w:p>
@@ -14877,7 +14906,6 @@
         <w:tc>
           <w:tcPr>
             <w:tcW w:w="387" w:type="pct"/>
-            <w:shd w:val="clear" w:color="auto" w:fill="auto"/>
           </w:tcPr>
           <w:p>
             <w:pPr>
@@ -14901,7 +14929,6 @@
         <w:tc>
           <w:tcPr>
             <w:tcW w:w="709" w:type="pct"/>
-            <w:shd w:val="clear" w:color="auto" w:fill="auto"/>
           </w:tcPr>
           <w:p>
             <w:pPr>
@@ -14914,6 +14941,9 @@
               </w:rPr>
             </w:pPr>
             <w:r>
+              <w:rPr>
+                <w:rFonts w:eastAsia="標楷體"/>
+              </w:rPr>
               <w:t>Multi-story</w:t>
             </w:r>
           </w:p>
@@ -14921,7 +14951,6 @@
         <w:tc>
           <w:tcPr>
             <w:tcW w:w="513" w:type="pct"/>
-            <w:shd w:val="clear" w:color="auto" w:fill="auto"/>
           </w:tcPr>
           <w:p>
             <w:pPr>
@@ -17036,18 +17065,19 @@
     </w:p>
     <w:tbl>
       <w:tblPr>
-        <w:tblStyle w:val="af"/>
+        <w:tblStyle w:val="13"/>
         <w:tblW w:w="5000" w:type="pct"/>
         <w:tblLook w:val="04A0" w:firstRow="1" w:lastRow="0" w:firstColumn="1" w:lastColumn="0" w:noHBand="0" w:noVBand="1"/>
       </w:tblPr>
       <w:tblGrid>
-        <w:gridCol w:w="2383"/>
-        <w:gridCol w:w="2163"/>
-        <w:gridCol w:w="2163"/>
-        <w:gridCol w:w="1785"/>
+        <w:gridCol w:w="2386"/>
+        <w:gridCol w:w="2165"/>
+        <w:gridCol w:w="2165"/>
+        <w:gridCol w:w="1788"/>
       </w:tblGrid>
       <w:tr>
         <w:trPr>
+          <w:cnfStyle w:val="100000000000" w:firstRow="1" w:lastRow="0" w:firstColumn="0" w:lastColumn="0" w:oddVBand="0" w:evenVBand="0" w:oddHBand="0" w:evenHBand="0" w:firstRowFirstColumn="0" w:firstRowLastColumn="0" w:lastRowFirstColumn="0" w:lastRowLastColumn="0"/>
           <w:trHeight w:val="414"/>
         </w:trPr>
         <w:tc>
@@ -17611,17 +17641,18 @@
     </w:p>
     <w:tbl>
       <w:tblPr>
-        <w:tblStyle w:val="af"/>
+        <w:tblStyle w:val="13"/>
         <w:tblW w:w="5000" w:type="pct"/>
         <w:tblLook w:val="04A0" w:firstRow="1" w:lastRow="0" w:firstColumn="1" w:lastColumn="0" w:noHBand="0" w:noVBand="1"/>
       </w:tblPr>
       <w:tblGrid>
-        <w:gridCol w:w="2831"/>
-        <w:gridCol w:w="2831"/>
-        <w:gridCol w:w="2832"/>
+        <w:gridCol w:w="2835"/>
+        <w:gridCol w:w="2834"/>
+        <w:gridCol w:w="2835"/>
       </w:tblGrid>
       <w:tr>
         <w:trPr>
+          <w:cnfStyle w:val="100000000000" w:firstRow="1" w:lastRow="0" w:firstColumn="0" w:lastColumn="0" w:oddVBand="0" w:evenVBand="0" w:oddHBand="0" w:evenHBand="0" w:firstRowFirstColumn="0" w:firstRowLastColumn="0" w:lastRowFirstColumn="0" w:lastRowLastColumn="0"/>
           <w:trHeight w:val="414"/>
         </w:trPr>
         <w:tc>
@@ -18604,20 +18635,19 @@
     </w:p>
     <w:tbl>
       <w:tblPr>
-        <w:tblStyle w:val="af"/>
+        <w:tblStyle w:val="13"/>
         <w:tblW w:w="5000" w:type="pct"/>
-        <w:jc w:val="center"/>
         <w:tblLook w:val="04A0" w:firstRow="1" w:lastRow="0" w:firstColumn="1" w:lastColumn="0" w:noHBand="0" w:noVBand="1"/>
       </w:tblPr>
       <w:tblGrid>
-        <w:gridCol w:w="1288"/>
-        <w:gridCol w:w="4928"/>
-        <w:gridCol w:w="2278"/>
+        <w:gridCol w:w="1289"/>
+        <w:gridCol w:w="4934"/>
+        <w:gridCol w:w="2281"/>
       </w:tblGrid>
       <w:tr>
         <w:trPr>
+          <w:cnfStyle w:val="100000000000" w:firstRow="1" w:lastRow="0" w:firstColumn="0" w:lastColumn="0" w:oddVBand="0" w:evenVBand="0" w:oddHBand="0" w:evenHBand="0" w:firstRowFirstColumn="0" w:firstRowLastColumn="0" w:lastRowFirstColumn="0" w:lastRowLastColumn="0"/>
           <w:trHeight w:val="445"/>
-          <w:jc w:val="center"/>
         </w:trPr>
         <w:tc>
           <w:tcPr>
@@ -18680,7 +18710,6 @@
       <w:tr>
         <w:trPr>
           <w:trHeight w:val="410"/>
-          <w:jc w:val="center"/>
         </w:trPr>
         <w:tc>
           <w:tcPr>
@@ -18749,7 +18778,6 @@
       <w:tr>
         <w:trPr>
           <w:trHeight w:val="415"/>
-          <w:jc w:val="center"/>
         </w:trPr>
         <w:tc>
           <w:tcPr>
@@ -18842,7 +18870,6 @@
       <w:tr>
         <w:trPr>
           <w:trHeight w:val="421"/>
-          <w:jc w:val="center"/>
         </w:trPr>
         <w:tc>
           <w:tcPr>
@@ -19108,7 +19135,7 @@
     </w:p>
     <w:tbl>
       <w:tblPr>
-        <w:tblStyle w:val="af"/>
+        <w:tblStyle w:val="13"/>
         <w:tblW w:w="0" w:type="auto"/>
         <w:tblLook w:val="04A0" w:firstRow="1" w:lastRow="0" w:firstColumn="1" w:lastColumn="0" w:noHBand="0" w:noVBand="1"/>
       </w:tblPr>
@@ -19118,6 +19145,9 @@
         <w:gridCol w:w="2832"/>
       </w:tblGrid>
       <w:tr>
+        <w:trPr>
+          <w:cnfStyle w:val="100000000000" w:firstRow="1" w:lastRow="0" w:firstColumn="0" w:lastColumn="0" w:oddVBand="0" w:evenVBand="0" w:oddHBand="0" w:evenHBand="0" w:firstRowFirstColumn="0" w:firstRowLastColumn="0" w:lastRowFirstColumn="0" w:lastRowLastColumn="0"/>
+        </w:trPr>
         <w:tc>
           <w:tcPr>
             <w:tcW w:w="2831" w:type="dxa"/>
@@ -26463,17 +26493,18 @@
     </w:p>
     <w:tbl>
       <w:tblPr>
-        <w:tblStyle w:val="af"/>
+        <w:tblStyle w:val="13"/>
         <w:tblW w:w="5000" w:type="pct"/>
         <w:tblLook w:val="04A0" w:firstRow="1" w:lastRow="0" w:firstColumn="1" w:lastColumn="0" w:noHBand="0" w:noVBand="1"/>
       </w:tblPr>
       <w:tblGrid>
-        <w:gridCol w:w="2453"/>
-        <w:gridCol w:w="1220"/>
-        <w:gridCol w:w="4821"/>
+        <w:gridCol w:w="2456"/>
+        <w:gridCol w:w="1221"/>
+        <w:gridCol w:w="4827"/>
       </w:tblGrid>
       <w:tr>
         <w:trPr>
+          <w:cnfStyle w:val="100000000000" w:firstRow="1" w:lastRow="0" w:firstColumn="0" w:lastColumn="0" w:oddVBand="0" w:evenVBand="0" w:oddHBand="0" w:evenHBand="0" w:firstRowFirstColumn="0" w:firstRowLastColumn="0" w:lastRowFirstColumn="0" w:lastRowLastColumn="0"/>
           <w:trHeight w:val="437"/>
         </w:trPr>
         <w:tc>
@@ -27443,15 +27474,18 @@
     </w:p>
     <w:tbl>
       <w:tblPr>
-        <w:tblStyle w:val="af"/>
+        <w:tblStyle w:val="13"/>
         <w:tblW w:w="5000" w:type="pct"/>
         <w:tblLook w:val="04A0" w:firstRow="1" w:lastRow="0" w:firstColumn="1" w:lastColumn="0" w:noHBand="0" w:noVBand="1"/>
       </w:tblPr>
       <w:tblGrid>
-        <w:gridCol w:w="2958"/>
-        <w:gridCol w:w="5536"/>
+        <w:gridCol w:w="2961"/>
+        <w:gridCol w:w="5543"/>
       </w:tblGrid>
       <w:tr>
+        <w:trPr>
+          <w:cnfStyle w:val="100000000000" w:firstRow="1" w:lastRow="0" w:firstColumn="0" w:lastColumn="0" w:oddVBand="0" w:evenVBand="0" w:oddHBand="0" w:evenHBand="0" w:firstRowFirstColumn="0" w:firstRowLastColumn="0" w:lastRowFirstColumn="0" w:lastRowLastColumn="0"/>
+        </w:trPr>
         <w:tc>
           <w:tcPr>
             <w:tcW w:w="1741" w:type="pct"/>
@@ -28972,7 +29006,7 @@
     </w:p>
     <w:tbl>
       <w:tblPr>
-        <w:tblStyle w:val="af"/>
+        <w:tblStyle w:val="13"/>
         <w:tblW w:w="0" w:type="auto"/>
         <w:tblLook w:val="04A0" w:firstRow="1" w:lastRow="0" w:firstColumn="1" w:lastColumn="0" w:noHBand="0" w:noVBand="1"/>
       </w:tblPr>
@@ -28982,6 +29016,9 @@
         <w:gridCol w:w="2832"/>
       </w:tblGrid>
       <w:tr>
+        <w:trPr>
+          <w:cnfStyle w:val="100000000000" w:firstRow="1" w:lastRow="0" w:firstColumn="0" w:lastColumn="0" w:oddVBand="0" w:evenVBand="0" w:oddHBand="0" w:evenHBand="0" w:firstRowFirstColumn="0" w:firstRowLastColumn="0" w:lastRowFirstColumn="0" w:lastRowLastColumn="0"/>
+        </w:trPr>
         <w:tc>
           <w:tcPr>
             <w:tcW w:w="2831" w:type="dxa"/>
@@ -29708,9 +29745,8 @@
     </w:p>
     <w:tbl>
       <w:tblPr>
-        <w:tblStyle w:val="af"/>
+        <w:tblStyle w:val="13"/>
         <w:tblW w:w="0" w:type="auto"/>
-        <w:jc w:val="center"/>
         <w:tblLook w:val="04A0" w:firstRow="1" w:lastRow="0" w:firstColumn="1" w:lastColumn="0" w:noHBand="0" w:noVBand="1"/>
       </w:tblPr>
       <w:tblGrid>
@@ -29720,12 +29756,11 @@
       </w:tblGrid>
       <w:tr>
         <w:trPr>
-          <w:jc w:val="center"/>
+          <w:cnfStyle w:val="100000000000" w:firstRow="1" w:lastRow="0" w:firstColumn="0" w:lastColumn="0" w:oddVBand="0" w:evenVBand="0" w:oddHBand="0" w:evenHBand="0" w:firstRowFirstColumn="0" w:firstRowLastColumn="0" w:lastRowFirstColumn="0" w:lastRowLastColumn="0"/>
         </w:trPr>
         <w:tc>
           <w:tcPr>
             <w:tcW w:w="2831" w:type="dxa"/>
-            <w:shd w:val="clear" w:color="auto" w:fill="D0CECE" w:themeFill="background2" w:themeFillShade="E6"/>
           </w:tcPr>
           <w:p>
             <w:pPr>
@@ -29745,7 +29780,6 @@
         <w:tc>
           <w:tcPr>
             <w:tcW w:w="2831" w:type="dxa"/>
-            <w:shd w:val="clear" w:color="auto" w:fill="D0CECE" w:themeFill="background2" w:themeFillShade="E6"/>
           </w:tcPr>
           <w:p>
             <w:pPr>
@@ -29765,7 +29799,6 @@
         <w:tc>
           <w:tcPr>
             <w:tcW w:w="2832" w:type="dxa"/>
-            <w:shd w:val="clear" w:color="auto" w:fill="D0CECE" w:themeFill="background2" w:themeFillShade="E6"/>
           </w:tcPr>
           <w:p>
             <w:pPr>
@@ -29784,9 +29817,6 @@
         </w:tc>
       </w:tr>
       <w:tr>
-        <w:trPr>
-          <w:jc w:val="center"/>
-        </w:trPr>
         <w:tc>
           <w:tcPr>
             <w:tcW w:w="2831" w:type="dxa"/>
@@ -29870,9 +29900,6 @@
         </w:tc>
       </w:tr>
       <w:tr>
-        <w:trPr>
-          <w:jc w:val="center"/>
-        </w:trPr>
         <w:tc>
           <w:tcPr>
             <w:tcW w:w="2831" w:type="dxa"/>
@@ -29950,9 +29977,6 @@
         </w:tc>
       </w:tr>
       <w:tr>
-        <w:trPr>
-          <w:jc w:val="center"/>
-        </w:trPr>
         <w:tc>
           <w:tcPr>
             <w:tcW w:w="2831" w:type="dxa"/>
@@ -30030,9 +30054,6 @@
         </w:tc>
       </w:tr>
       <w:tr>
-        <w:trPr>
-          <w:jc w:val="center"/>
-        </w:trPr>
         <w:tc>
           <w:tcPr>
             <w:tcW w:w="2831" w:type="dxa"/>
@@ -30158,9 +30179,6 @@
         </w:tc>
       </w:tr>
       <w:tr>
-        <w:trPr>
-          <w:jc w:val="center"/>
-        </w:trPr>
         <w:tc>
           <w:tcPr>
             <w:tcW w:w="2831" w:type="dxa"/>
@@ -30244,9 +30262,6 @@
         </w:tc>
       </w:tr>
       <w:tr>
-        <w:trPr>
-          <w:jc w:val="center"/>
-        </w:trPr>
         <w:tc>
           <w:tcPr>
             <w:tcW w:w="2831" w:type="dxa"/>
@@ -32056,20 +32071,21 @@
     </w:p>
     <w:tbl>
       <w:tblPr>
-        <w:tblStyle w:val="af"/>
+        <w:tblStyle w:val="13"/>
         <w:tblW w:w="5000" w:type="pct"/>
         <w:tblLook w:val="04A0" w:firstRow="1" w:lastRow="0" w:firstColumn="1" w:lastColumn="0" w:noHBand="0" w:noVBand="1"/>
       </w:tblPr>
       <w:tblGrid>
-        <w:gridCol w:w="1833"/>
-        <w:gridCol w:w="1159"/>
-        <w:gridCol w:w="1007"/>
-        <w:gridCol w:w="1007"/>
-        <w:gridCol w:w="1655"/>
-        <w:gridCol w:w="1833"/>
+        <w:gridCol w:w="1834"/>
+        <w:gridCol w:w="1160"/>
+        <w:gridCol w:w="1009"/>
+        <w:gridCol w:w="1009"/>
+        <w:gridCol w:w="1657"/>
+        <w:gridCol w:w="1835"/>
       </w:tblGrid>
       <w:tr>
         <w:trPr>
+          <w:cnfStyle w:val="100000000000" w:firstRow="1" w:lastRow="0" w:firstColumn="0" w:lastColumn="0" w:oddVBand="0" w:evenVBand="0" w:oddHBand="0" w:evenHBand="0" w:firstRowFirstColumn="0" w:firstRowLastColumn="0" w:lastRowFirstColumn="0" w:lastRowLastColumn="0"/>
           <w:trHeight w:val="360"/>
         </w:trPr>
         <w:tc>
@@ -33282,22 +33298,25 @@
     </w:p>
     <w:tbl>
       <w:tblPr>
-        <w:tblStyle w:val="af"/>
+        <w:tblStyle w:val="13"/>
         <w:tblW w:w="5000" w:type="pct"/>
         <w:tblLook w:val="04A0" w:firstRow="1" w:lastRow="0" w:firstColumn="1" w:lastColumn="0" w:noHBand="0" w:noVBand="1"/>
       </w:tblPr>
       <w:tblGrid>
-        <w:gridCol w:w="1183"/>
-        <w:gridCol w:w="934"/>
-        <w:gridCol w:w="883"/>
-        <w:gridCol w:w="904"/>
-        <w:gridCol w:w="1203"/>
-        <w:gridCol w:w="1221"/>
-        <w:gridCol w:w="749"/>
-        <w:gridCol w:w="698"/>
+        <w:gridCol w:w="1185"/>
+        <w:gridCol w:w="935"/>
+        <w:gridCol w:w="884"/>
+        <w:gridCol w:w="905"/>
+        <w:gridCol w:w="1204"/>
+        <w:gridCol w:w="1223"/>
+        <w:gridCol w:w="750"/>
+        <w:gridCol w:w="699"/>
         <w:gridCol w:w="719"/>
       </w:tblGrid>
       <w:tr>
+        <w:trPr>
+          <w:cnfStyle w:val="100000000000" w:firstRow="1" w:lastRow="0" w:firstColumn="0" w:lastColumn="0" w:oddVBand="0" w:evenVBand="0" w:oddHBand="0" w:evenHBand="0" w:firstRowFirstColumn="0" w:firstRowLastColumn="0" w:lastRowFirstColumn="0" w:lastRowLastColumn="0"/>
+        </w:trPr>
         <w:tc>
           <w:tcPr>
             <w:tcW w:w="696" w:type="pct"/>
@@ -35890,7 +35909,7 @@
     </w:p>
     <w:tbl>
       <w:tblPr>
-        <w:tblStyle w:val="af"/>
+        <w:tblStyle w:val="13"/>
         <w:tblW w:w="0" w:type="auto"/>
         <w:tblLook w:val="04A0" w:firstRow="1" w:lastRow="0" w:firstColumn="1" w:lastColumn="0" w:noHBand="0" w:noVBand="1"/>
       </w:tblPr>
@@ -35900,10 +35919,12 @@
         <w:gridCol w:w="3963"/>
       </w:tblGrid>
       <w:tr>
+        <w:trPr>
+          <w:cnfStyle w:val="100000000000" w:firstRow="1" w:lastRow="0" w:firstColumn="0" w:lastColumn="0" w:oddVBand="0" w:evenVBand="0" w:oddHBand="0" w:evenHBand="0" w:firstRowFirstColumn="0" w:firstRowLastColumn="0" w:lastRowFirstColumn="0" w:lastRowLastColumn="0"/>
+        </w:trPr>
         <w:tc>
           <w:tcPr>
             <w:tcW w:w="2831" w:type="dxa"/>
-            <w:shd w:val="clear" w:color="auto" w:fill="D0CECE" w:themeFill="background2" w:themeFillShade="E6"/>
           </w:tcPr>
           <w:p>
             <w:pPr>
@@ -35927,7 +35948,6 @@
         <w:tc>
           <w:tcPr>
             <w:tcW w:w="1700" w:type="dxa"/>
-            <w:shd w:val="clear" w:color="auto" w:fill="D0CECE" w:themeFill="background2" w:themeFillShade="E6"/>
           </w:tcPr>
           <w:p>
             <w:pPr>
@@ -35951,7 +35971,6 @@
         <w:tc>
           <w:tcPr>
             <w:tcW w:w="3963" w:type="dxa"/>
-            <w:shd w:val="clear" w:color="auto" w:fill="D0CECE" w:themeFill="background2" w:themeFillShade="E6"/>
           </w:tcPr>
           <w:p>
             <w:pPr>
@@ -37353,26 +37372,24 @@
     </w:p>
     <w:tbl>
       <w:tblPr>
-        <w:tblStyle w:val="af"/>
-        <w:tblW w:w="7650" w:type="dxa"/>
-        <w:jc w:val="center"/>
+        <w:tblStyle w:val="13"/>
+        <w:tblW w:w="5000" w:type="pct"/>
         <w:tblLook w:val="04A0" w:firstRow="1" w:lastRow="0" w:firstColumn="1" w:lastColumn="0" w:noHBand="0" w:noVBand="1"/>
       </w:tblPr>
       <w:tblGrid>
-        <w:gridCol w:w="1413"/>
-        <w:gridCol w:w="1843"/>
-        <w:gridCol w:w="2126"/>
-        <w:gridCol w:w="2268"/>
+        <w:gridCol w:w="1894"/>
+        <w:gridCol w:w="1362"/>
+        <w:gridCol w:w="3551"/>
+        <w:gridCol w:w="1697"/>
       </w:tblGrid>
       <w:tr>
         <w:trPr>
-          <w:trHeight w:val="315"/>
-          <w:jc w:val="center"/>
+          <w:cnfStyle w:val="100000000000" w:firstRow="1" w:lastRow="0" w:firstColumn="0" w:lastColumn="0" w:oddVBand="0" w:evenVBand="0" w:oddHBand="0" w:evenHBand="0" w:firstRowFirstColumn="0" w:firstRowLastColumn="0" w:lastRowFirstColumn="0" w:lastRowLastColumn="0"/>
+          <w:trHeight w:val="360"/>
         </w:trPr>
         <w:tc>
           <w:tcPr>
-            <w:tcW w:w="1413" w:type="dxa"/>
-            <w:shd w:val="clear" w:color="auto" w:fill="D0CECE" w:themeFill="background2" w:themeFillShade="E6"/>
+            <w:tcW w:w="1113" w:type="pct"/>
             <w:noWrap/>
             <w:hideMark/>
           </w:tcPr>
@@ -37396,8 +37413,7 @@
         </w:tc>
         <w:tc>
           <w:tcPr>
-            <w:tcW w:w="1843" w:type="dxa"/>
-            <w:shd w:val="clear" w:color="auto" w:fill="D0CECE" w:themeFill="background2" w:themeFillShade="E6"/>
+            <w:tcW w:w="801" w:type="pct"/>
             <w:noWrap/>
             <w:hideMark/>
           </w:tcPr>
@@ -37428,8 +37444,7 @@
         </w:tc>
         <w:tc>
           <w:tcPr>
-            <w:tcW w:w="2126" w:type="dxa"/>
-            <w:shd w:val="clear" w:color="auto" w:fill="D0CECE" w:themeFill="background2" w:themeFillShade="E6"/>
+            <w:tcW w:w="2088" w:type="pct"/>
             <w:noWrap/>
             <w:hideMark/>
           </w:tcPr>
@@ -37453,8 +37468,7 @@
         </w:tc>
         <w:tc>
           <w:tcPr>
-            <w:tcW w:w="2268" w:type="dxa"/>
-            <w:shd w:val="clear" w:color="auto" w:fill="D0CECE" w:themeFill="background2" w:themeFillShade="E6"/>
+            <w:tcW w:w="998" w:type="pct"/>
             <w:noWrap/>
             <w:hideMark/>
           </w:tcPr>
@@ -37479,12 +37493,11 @@
       </w:tr>
       <w:tr>
         <w:trPr>
-          <w:trHeight w:val="315"/>
-          <w:jc w:val="center"/>
+          <w:trHeight w:val="360"/>
         </w:trPr>
         <w:tc>
           <w:tcPr>
-            <w:tcW w:w="1413" w:type="dxa"/>
+            <w:tcW w:w="1113" w:type="pct"/>
             <w:noWrap/>
             <w:hideMark/>
           </w:tcPr>
@@ -37508,7 +37521,7 @@
         </w:tc>
         <w:tc>
           <w:tcPr>
-            <w:tcW w:w="1843" w:type="dxa"/>
+            <w:tcW w:w="801" w:type="pct"/>
             <w:noWrap/>
             <w:hideMark/>
           </w:tcPr>
@@ -37532,7 +37545,7 @@
         </w:tc>
         <w:tc>
           <w:tcPr>
-            <w:tcW w:w="2126" w:type="dxa"/>
+            <w:tcW w:w="2088" w:type="pct"/>
             <w:noWrap/>
             <w:hideMark/>
           </w:tcPr>
@@ -37556,7 +37569,7 @@
         </w:tc>
         <w:tc>
           <w:tcPr>
-            <w:tcW w:w="2268" w:type="dxa"/>
+            <w:tcW w:w="998" w:type="pct"/>
             <w:noWrap/>
             <w:hideMark/>
           </w:tcPr>
@@ -37581,12 +37594,11 @@
       </w:tr>
       <w:tr>
         <w:trPr>
-          <w:trHeight w:val="315"/>
-          <w:jc w:val="center"/>
+          <w:trHeight w:val="360"/>
         </w:trPr>
         <w:tc>
           <w:tcPr>
-            <w:tcW w:w="1413" w:type="dxa"/>
+            <w:tcW w:w="1113" w:type="pct"/>
             <w:noWrap/>
             <w:hideMark/>
           </w:tcPr>
@@ -37610,7 +37622,7 @@
         </w:tc>
         <w:tc>
           <w:tcPr>
-            <w:tcW w:w="1843" w:type="dxa"/>
+            <w:tcW w:w="801" w:type="pct"/>
             <w:noWrap/>
             <w:hideMark/>
           </w:tcPr>
@@ -37634,7 +37646,7 @@
         </w:tc>
         <w:tc>
           <w:tcPr>
-            <w:tcW w:w="2126" w:type="dxa"/>
+            <w:tcW w:w="2088" w:type="pct"/>
             <w:noWrap/>
             <w:hideMark/>
           </w:tcPr>
@@ -37658,7 +37670,7 @@
         </w:tc>
         <w:tc>
           <w:tcPr>
-            <w:tcW w:w="2268" w:type="dxa"/>
+            <w:tcW w:w="998" w:type="pct"/>
             <w:noWrap/>
             <w:hideMark/>
           </w:tcPr>
@@ -37683,12 +37695,11 @@
       </w:tr>
       <w:tr>
         <w:trPr>
-          <w:trHeight w:val="315"/>
-          <w:jc w:val="center"/>
+          <w:trHeight w:val="360"/>
         </w:trPr>
         <w:tc>
           <w:tcPr>
-            <w:tcW w:w="1413" w:type="dxa"/>
+            <w:tcW w:w="1113" w:type="pct"/>
             <w:noWrap/>
             <w:hideMark/>
           </w:tcPr>
@@ -37712,7 +37723,7 @@
         </w:tc>
         <w:tc>
           <w:tcPr>
-            <w:tcW w:w="1843" w:type="dxa"/>
+            <w:tcW w:w="801" w:type="pct"/>
             <w:noWrap/>
             <w:hideMark/>
           </w:tcPr>
@@ -37736,7 +37747,7 @@
         </w:tc>
         <w:tc>
           <w:tcPr>
-            <w:tcW w:w="2126" w:type="dxa"/>
+            <w:tcW w:w="2088" w:type="pct"/>
             <w:noWrap/>
             <w:hideMark/>
           </w:tcPr>
@@ -37760,7 +37771,7 @@
         </w:tc>
         <w:tc>
           <w:tcPr>
-            <w:tcW w:w="2268" w:type="dxa"/>
+            <w:tcW w:w="998" w:type="pct"/>
             <w:noWrap/>
             <w:hideMark/>
           </w:tcPr>
@@ -37785,12 +37796,11 @@
       </w:tr>
       <w:tr>
         <w:trPr>
-          <w:trHeight w:val="315"/>
-          <w:jc w:val="center"/>
+          <w:trHeight w:val="360"/>
         </w:trPr>
         <w:tc>
           <w:tcPr>
-            <w:tcW w:w="1413" w:type="dxa"/>
+            <w:tcW w:w="1113" w:type="pct"/>
             <w:noWrap/>
             <w:hideMark/>
           </w:tcPr>
@@ -37814,7 +37824,7 @@
         </w:tc>
         <w:tc>
           <w:tcPr>
-            <w:tcW w:w="1843" w:type="dxa"/>
+            <w:tcW w:w="801" w:type="pct"/>
             <w:noWrap/>
             <w:hideMark/>
           </w:tcPr>
@@ -37838,7 +37848,35 @@
         </w:tc>
         <w:tc>
           <w:tcPr>
-            <w:tcW w:w="2126" w:type="dxa"/>
+            <w:tcW w:w="2088" w:type="pct"/>
+            <w:noWrap/>
+            <w:hideMark/>
+          </w:tcPr>
+          <w:p>
+            <w:pPr>
+              <w:widowControl/>
+              <w:tabs>
+                <w:tab w:val="center" w:pos="955"/>
+                <w:tab w:val="right" w:pos="1910"/>
+              </w:tabs>
+              <w:jc w:val="center"/>
+              <w:rPr>
+                <w:rFonts w:eastAsia="標楷體"/>
+                <w:color w:val="000000"/>
+              </w:rPr>
+            </w:pPr>
+            <w:r>
+              <w:rPr>
+                <w:rFonts w:eastAsia="標楷體"/>
+                <w:color w:val="000000"/>
+              </w:rPr>
+              <w:t>0.0165</w:t>
+            </w:r>
+          </w:p>
+        </w:tc>
+        <w:tc>
+          <w:tcPr>
+            <w:tcW w:w="998" w:type="pct"/>
             <w:noWrap/>
             <w:hideMark/>
           </w:tcPr>
@@ -37856,13 +37894,18 @@
                 <w:rFonts w:eastAsia="標楷體"/>
                 <w:color w:val="000000"/>
               </w:rPr>
-              <w:t>0.0165</w:t>
+              <w:t>↓ 73.1%</w:t>
             </w:r>
           </w:p>
         </w:tc>
+      </w:tr>
+      <w:tr>
+        <w:trPr>
+          <w:trHeight w:val="360"/>
+        </w:trPr>
         <w:tc>
           <w:tcPr>
-            <w:tcW w:w="2268" w:type="dxa"/>
+            <w:tcW w:w="1113" w:type="pct"/>
             <w:noWrap/>
             <w:hideMark/>
           </w:tcPr>
@@ -37880,19 +37923,13 @@
                 <w:rFonts w:eastAsia="標楷體"/>
                 <w:color w:val="000000"/>
               </w:rPr>
-              <w:t>↓ 73.1%</w:t>
+              <w:t>Bias</w:t>
             </w:r>
           </w:p>
         </w:tc>
-      </w:tr>
-      <w:tr>
-        <w:trPr>
-          <w:trHeight w:val="315"/>
-          <w:jc w:val="center"/>
-        </w:trPr>
         <w:tc>
           <w:tcPr>
-            <w:tcW w:w="1413" w:type="dxa"/>
+            <w:tcW w:w="801" w:type="pct"/>
             <w:noWrap/>
             <w:hideMark/>
           </w:tcPr>
@@ -37910,13 +37947,13 @@
                 <w:rFonts w:eastAsia="標楷體"/>
                 <w:color w:val="000000"/>
               </w:rPr>
-              <w:t>Bias</w:t>
+              <w:t>0.0618</w:t>
             </w:r>
           </w:p>
         </w:tc>
         <w:tc>
           <w:tcPr>
-            <w:tcW w:w="1843" w:type="dxa"/>
+            <w:tcW w:w="2088" w:type="pct"/>
             <w:noWrap/>
             <w:hideMark/>
           </w:tcPr>
@@ -37931,30 +37968,6 @@
             </w:pPr>
             <w:r>
               <w:rPr>
-                <w:rFonts w:eastAsia="標楷體"/>
-                <w:color w:val="000000"/>
-              </w:rPr>
-              <w:t>0.0618</w:t>
-            </w:r>
-          </w:p>
-        </w:tc>
-        <w:tc>
-          <w:tcPr>
-            <w:tcW w:w="2126" w:type="dxa"/>
-            <w:noWrap/>
-            <w:hideMark/>
-          </w:tcPr>
-          <w:p>
-            <w:pPr>
-              <w:widowControl/>
-              <w:jc w:val="center"/>
-              <w:rPr>
-                <w:rFonts w:eastAsia="標楷體"/>
-                <w:color w:val="000000"/>
-              </w:rPr>
-            </w:pPr>
-            <w:r>
-              <w:rPr>
                 <w:rFonts w:eastAsia="MS Mincho"/>
                 <w:color w:val="000000"/>
               </w:rPr>
@@ -37971,7 +37984,7 @@
         </w:tc>
         <w:tc>
           <w:tcPr>
-            <w:tcW w:w="2268" w:type="dxa"/>
+            <w:tcW w:w="998" w:type="pct"/>
             <w:noWrap/>
             <w:hideMark/>
           </w:tcPr>
@@ -38828,25 +38841,23 @@
     </w:p>
     <w:tbl>
       <w:tblPr>
-        <w:tblStyle w:val="af"/>
+        <w:tblStyle w:val="13"/>
         <w:tblW w:w="5000" w:type="pct"/>
-        <w:jc w:val="center"/>
         <w:tblLook w:val="04A0" w:firstRow="1" w:lastRow="0" w:firstColumn="1" w:lastColumn="0" w:noHBand="0" w:noVBand="1"/>
       </w:tblPr>
       <w:tblGrid>
-        <w:gridCol w:w="1700"/>
-        <w:gridCol w:w="3658"/>
-        <w:gridCol w:w="1996"/>
-        <w:gridCol w:w="1140"/>
+        <w:gridCol w:w="1703"/>
+        <w:gridCol w:w="3662"/>
+        <w:gridCol w:w="1998"/>
+        <w:gridCol w:w="1141"/>
       </w:tblGrid>
       <w:tr>
         <w:trPr>
-          <w:jc w:val="center"/>
+          <w:cnfStyle w:val="100000000000" w:firstRow="1" w:lastRow="0" w:firstColumn="0" w:lastColumn="0" w:oddVBand="0" w:evenVBand="0" w:oddHBand="0" w:evenHBand="0" w:firstRowFirstColumn="0" w:firstRowLastColumn="0" w:lastRowFirstColumn="0" w:lastRowLastColumn="0"/>
         </w:trPr>
         <w:tc>
           <w:tcPr>
             <w:tcW w:w="1001" w:type="pct"/>
-            <w:shd w:val="clear" w:color="auto" w:fill="D0CECE" w:themeFill="background2" w:themeFillShade="E6"/>
           </w:tcPr>
           <w:p>
             <w:pPr>
@@ -38858,6 +38869,7 @@
                 <w:szCs w:val="24"/>
               </w:rPr>
             </w:pPr>
+            <w:bookmarkStart w:id="126" w:name="_GoBack" w:colFirst="0" w:colLast="3"/>
             <w:r>
               <w:rPr>
                 <w:rFonts w:eastAsia="標楷體" w:hint="eastAsia"/>
@@ -38870,7 +38882,6 @@
         <w:tc>
           <w:tcPr>
             <w:tcW w:w="2153" w:type="pct"/>
-            <w:shd w:val="clear" w:color="auto" w:fill="D0CECE" w:themeFill="background2" w:themeFillShade="E6"/>
           </w:tcPr>
           <w:p>
             <w:pPr>
@@ -38894,7 +38905,6 @@
         <w:tc>
           <w:tcPr>
             <w:tcW w:w="1175" w:type="pct"/>
-            <w:shd w:val="clear" w:color="auto" w:fill="D0CECE" w:themeFill="background2" w:themeFillShade="E6"/>
           </w:tcPr>
           <w:p>
             <w:pPr>
@@ -38925,7 +38935,6 @@
         <w:tc>
           <w:tcPr>
             <w:tcW w:w="671" w:type="pct"/>
-            <w:shd w:val="clear" w:color="auto" w:fill="D0CECE" w:themeFill="background2" w:themeFillShade="E6"/>
           </w:tcPr>
           <w:p>
             <w:pPr>
@@ -38948,9 +38957,6 @@
         </w:tc>
       </w:tr>
       <w:tr>
-        <w:trPr>
-          <w:jc w:val="center"/>
-        </w:trPr>
         <w:tc>
           <w:tcPr>
             <w:tcW w:w="1001" w:type="pct"/>
@@ -39045,9 +39051,6 @@
         </w:tc>
       </w:tr>
       <w:tr>
-        <w:trPr>
-          <w:jc w:val="center"/>
-        </w:trPr>
         <w:tc>
           <w:tcPr>
             <w:tcW w:w="1001" w:type="pct"/>
@@ -39156,9 +39159,6 @@
         </w:tc>
       </w:tr>
       <w:tr>
-        <w:trPr>
-          <w:jc w:val="center"/>
-        </w:trPr>
         <w:tc>
           <w:tcPr>
             <w:tcW w:w="1001" w:type="pct"/>
@@ -39260,9 +39260,6 @@
         </w:tc>
       </w:tr>
       <w:tr>
-        <w:trPr>
-          <w:jc w:val="center"/>
-        </w:trPr>
         <w:tc>
           <w:tcPr>
             <w:tcW w:w="1001" w:type="pct"/>
@@ -39365,6 +39362,7 @@
         </w:tc>
       </w:tr>
     </w:tbl>
+    <w:bookmarkEnd w:id="126"/>
     <w:p>
       <w:pPr>
         <w:widowControl/>
@@ -39698,7 +39696,7 @@
           <w:szCs w:val="20"/>
         </w:rPr>
       </w:pPr>
-      <w:bookmarkStart w:id="126" w:name="_Toc228397186"/>
+      <w:bookmarkStart w:id="127" w:name="_Toc228397186"/>
       <w:r>
         <w:rPr>
           <w:rFonts w:ascii="Times New Roman" w:eastAsia="標楷體" w:hAnsi="Times New Roman" w:cs="Times New Roman"/>
@@ -39715,7 +39713,7 @@
         </w:rPr>
         <w:t>停車推薦系統</w:t>
       </w:r>
-      <w:bookmarkEnd w:id="126"/>
+      <w:bookmarkEnd w:id="127"/>
     </w:p>
     <w:p>
       <w:pPr>
@@ -39730,7 +39728,7 @@
           <w:szCs w:val="26"/>
         </w:rPr>
       </w:pPr>
-      <w:bookmarkStart w:id="127" w:name="_Toc228397187"/>
+      <w:bookmarkStart w:id="128" w:name="_Toc228397187"/>
       <w:r>
         <w:rPr>
           <w:rFonts w:ascii="Times New Roman" w:eastAsia="標楷體" w:hAnsi="Times New Roman" w:cs="Times New Roman"/>
@@ -39747,7 +39745,7 @@
         </w:rPr>
         <w:t>問題定義</w:t>
       </w:r>
-      <w:bookmarkEnd w:id="127"/>
+      <w:bookmarkEnd w:id="128"/>
     </w:p>
     <w:p>
       <w:pPr>
@@ -40130,7 +40128,7 @@
           <w:szCs w:val="26"/>
         </w:rPr>
       </w:pPr>
-      <w:bookmarkStart w:id="128" w:name="_Toc228397188"/>
+      <w:bookmarkStart w:id="129" w:name="_Toc228397188"/>
       <w:r>
         <w:rPr>
           <w:rFonts w:ascii="Times New Roman" w:eastAsia="標楷體" w:hAnsi="Times New Roman" w:cs="Times New Roman" w:hint="eastAsia"/>
@@ -40163,7 +40161,7 @@
         </w:rPr>
         <w:t>路徑搜尋演算法原理</w:t>
       </w:r>
-      <w:bookmarkEnd w:id="128"/>
+      <w:bookmarkEnd w:id="129"/>
     </w:p>
     <w:p>
       <w:pPr>
@@ -42461,7 +42459,7 @@
           <w:szCs w:val="26"/>
         </w:rPr>
       </w:pPr>
-      <w:bookmarkStart w:id="129" w:name="_Toc228397189"/>
+      <w:bookmarkStart w:id="130" w:name="_Toc228397189"/>
       <w:r>
         <w:rPr>
           <w:rFonts w:ascii="Times New Roman" w:eastAsia="標楷體" w:hAnsi="Times New Roman" w:cs="Times New Roman" w:hint="eastAsia"/>
@@ -42486,7 +42484,7 @@
         </w:rPr>
         <w:t>候選停車場篩選</w:t>
       </w:r>
-      <w:bookmarkEnd w:id="129"/>
+      <w:bookmarkEnd w:id="130"/>
     </w:p>
     <w:p>
       <w:pPr>
@@ -44634,7 +44632,7 @@
           <w:szCs w:val="26"/>
         </w:rPr>
       </w:pPr>
-      <w:bookmarkStart w:id="130" w:name="_Toc228397190"/>
+      <w:bookmarkStart w:id="131" w:name="_Toc228397190"/>
       <w:r>
         <w:rPr>
           <w:rFonts w:ascii="Times New Roman" w:eastAsia="標楷體" w:hAnsi="Times New Roman" w:cs="Times New Roman"/>
@@ -44652,7 +44650,7 @@
         </w:rPr>
         <w:t>多目標停車場評分模型</w:t>
       </w:r>
-      <w:bookmarkEnd w:id="130"/>
+      <w:bookmarkEnd w:id="131"/>
       <w:r>
         <w:rPr>
           <w:rFonts w:ascii="Times New Roman" w:eastAsia="標楷體" w:hAnsi="Times New Roman" w:cs="Times New Roman" w:hint="eastAsia"/>
@@ -48191,7 +48189,7 @@
           <w:szCs w:val="24"/>
         </w:rPr>
       </w:pPr>
-      <w:bookmarkStart w:id="131" w:name="_Toc228397191"/>
+      <w:bookmarkStart w:id="132" w:name="_Toc228397191"/>
       <w:r>
         <w:rPr>
           <w:rFonts w:ascii="Times New Roman" w:eastAsia="標楷體" w:hAnsi="Times New Roman" w:cs="Times New Roman"/>
@@ -48223,7 +48221,7 @@
         </w:rPr>
         <w:t>方向與預期結果</w:t>
       </w:r>
-      <w:bookmarkEnd w:id="131"/>
+      <w:bookmarkEnd w:id="132"/>
     </w:p>
     <w:p>
       <w:pPr>
@@ -48345,7 +48343,7 @@
           <w:szCs w:val="24"/>
         </w:rPr>
       </w:pPr>
-      <w:bookmarkStart w:id="132" w:name="_Toc228397192"/>
+      <w:bookmarkStart w:id="133" w:name="_Toc228397192"/>
       <w:r>
         <w:rPr>
           <w:rFonts w:ascii="Times New Roman" w:eastAsia="標楷體" w:hAnsi="Times New Roman" w:cs="Times New Roman"/>
@@ -48366,7 +48364,7 @@
         </w:rPr>
         <w:t>真實占用資料引入與模型強化</w:t>
       </w:r>
-      <w:bookmarkEnd w:id="132"/>
+      <w:bookmarkEnd w:id="133"/>
     </w:p>
     <w:p>
       <w:pPr>
@@ -48458,7 +48456,7 @@
           <w:szCs w:val="24"/>
         </w:rPr>
       </w:pPr>
-      <w:bookmarkStart w:id="133" w:name="_Toc228397193"/>
+      <w:bookmarkStart w:id="134" w:name="_Toc228397193"/>
       <w:r>
         <w:rPr>
           <w:rFonts w:ascii="Times New Roman" w:eastAsia="標楷體" w:hAnsi="Times New Roman" w:cs="Times New Roman"/>
@@ -48479,7 +48477,7 @@
         </w:rPr>
         <w:t>校準模型細緻化</w:t>
       </w:r>
-      <w:bookmarkEnd w:id="133"/>
+      <w:bookmarkEnd w:id="134"/>
     </w:p>
     <w:p>
       <w:pPr>
@@ -48706,7 +48704,7 @@
           <w:szCs w:val="24"/>
         </w:rPr>
       </w:pPr>
-      <w:bookmarkStart w:id="134" w:name="_Toc228397194"/>
+      <w:bookmarkStart w:id="135" w:name="_Toc228397194"/>
       <w:r>
         <w:rPr>
           <w:rFonts w:ascii="Times New Roman" w:eastAsia="標楷體" w:hAnsi="Times New Roman" w:cs="Times New Roman"/>
@@ -48727,7 +48725,7 @@
         </w:rPr>
         <w:t>即時路況整合與動態重路徑</w:t>
       </w:r>
-      <w:bookmarkEnd w:id="134"/>
+      <w:bookmarkEnd w:id="135"/>
     </w:p>
     <w:p>
       <w:pPr>
@@ -48859,7 +48857,7 @@
           <w:szCs w:val="32"/>
         </w:rPr>
       </w:pPr>
-      <w:bookmarkStart w:id="135" w:name="_Toc228397195"/>
+      <w:bookmarkStart w:id="136" w:name="_Toc228397195"/>
       <w:r>
         <w:rPr>
           <w:rFonts w:ascii="Times New Roman" w:eastAsia="標楷體" w:hAnsi="Times New Roman" w:cs="Times New Roman"/>
@@ -48870,8 +48868,6 @@
         <w:lastRenderedPageBreak/>
         <w:t>參考文獻</w:t>
       </w:r>
-      <w:bookmarkStart w:id="136" w:name="_GoBack"/>
-      <w:bookmarkEnd w:id="135"/>
       <w:bookmarkEnd w:id="136"/>
     </w:p>
     <w:p>
@@ -50068,7 +50064,6 @@
         <w:docPartUnique/>
       </w:docPartObj>
     </w:sdtPr>
-    <w:sdtEndPr/>
     <w:sdtContent>
       <w:p>
         <w:pPr>
@@ -50089,7 +50084,7 @@
             <w:noProof/>
             <w:lang w:val="zh-TW"/>
           </w:rPr>
-          <w:t>32</w:t>
+          <w:t>27</w:t>
         </w:r>
         <w:r>
           <w:fldChar w:fldCharType="end"/>
@@ -54521,6 +54516,37 @@
       <w:szCs w:val="24"/>
     </w:rPr>
   </w:style>
+  <w:style w:type="table" w:customStyle="1" w:styleId="13">
+    <w:name w:val="樣式1"/>
+    <w:basedOn w:val="a1"/>
+    <w:uiPriority w:val="99"/>
+    <w:rsid w:val="008825D0"/>
+    <w:rPr>
+      <w:rFonts w:ascii="Times New Roman" w:eastAsia="Times New Roman" w:hAnsi="Times New Roman" w:cs="Times New Roman"/>
+      <w:sz w:val="20"/>
+    </w:rPr>
+    <w:tblPr>
+      <w:tblBorders>
+        <w:top w:val="single" w:sz="12" w:space="0" w:color="auto"/>
+        <w:bottom w:val="single" w:sz="12" w:space="0" w:color="auto"/>
+      </w:tblBorders>
+    </w:tblPr>
+    <w:tblStylePr w:type="firstRow">
+      <w:tblPr/>
+      <w:tcPr>
+        <w:tcBorders>
+          <w:top w:val="single" w:sz="12" w:space="0" w:color="auto"/>
+          <w:left w:val="nil"/>
+          <w:bottom w:val="single" w:sz="6" w:space="0" w:color="auto"/>
+          <w:right w:val="nil"/>
+          <w:insideH w:val="nil"/>
+          <w:insideV w:val="nil"/>
+          <w:tl2br w:val="nil"/>
+          <w:tr2bl w:val="nil"/>
+        </w:tcBorders>
+      </w:tcPr>
+    </w:tblStylePr>
+  </w:style>
 </w:styles>
 </file>
 
@@ -54824,7 +54850,7 @@
 </file>
 
 <file path=customXml/itemProps1.xml><?xml version="1.0" encoding="utf-8"?>
-<ds:datastoreItem xmlns:ds="http://schemas.openxmlformats.org/officeDocument/2006/customXml" ds:itemID="{94D82107-E640-4C7E-9004-996E14BBCD17}">
+<ds:datastoreItem xmlns:ds="http://schemas.openxmlformats.org/officeDocument/2006/customXml" ds:itemID="{FF8E27EC-AF9C-4FD5-ABF9-E4514344CA50}">
   <ds:schemaRefs>
     <ds:schemaRef ds:uri="http://schemas.openxmlformats.org/officeDocument/2006/bibliography"/>
   </ds:schemaRefs>
